--- a/01-6个主号内容创作/长期股权投资_发布文案/长期股权投资_Word2_账号7-12.docx
+++ b/01-6个主号内容创作/长期股权投资_发布文案/长期股权投资_Word2_账号7-12.docx
@@ -23,7 +23,7 @@
         <w:rPr>
           <w:b/>
         </w:rPr>
-        <w:t>标题（txt用）：用西游记，5分钟搞懂长期股权投资</w:t>
+        <w:t>已选标题：用西游记，5分钟搞懂长期股权投资</w:t>
       </w:r>
     </w:p>
     <w:p>
@@ -195,7 +195,7 @@
         <w:rPr>
           <w:b/>
         </w:rPr>
-        <w:t>标题（txt用）：长期股权投资 一张图搞懂</w:t>
+        <w:t>已选标题：长期股权投资 一张图搞懂</w:t>
       </w:r>
     </w:p>
     <w:p>
@@ -364,7 +364,7 @@
         <w:rPr>
           <w:b/>
         </w:rPr>
-        <w:t>标题（txt用）：柯南帮你把长投核心规则搞定</w:t>
+        <w:t>已选标题：柯南帮你把长投核心规则搞定</w:t>
       </w:r>
     </w:p>
     <w:p>
@@ -497,7 +497,7 @@
         <w:rPr>
           <w:b/>
         </w:rPr>
-        <w:t>标题（txt用）：长投转换这6种情形，今年必考10分</w:t>
+        <w:t>已选标题：长投转换这6种情形，今年必考10分</w:t>
       </w:r>
     </w:p>
     <w:p>
@@ -633,7 +633,7 @@
         <w:rPr>
           <w:b/>
         </w:rPr>
-        <w:t>标题（txt用）：成本法还是权益法？小新一句话讲清楚了</w:t>
+        <w:t>已选标题：成本法还是权益法？小新一句话讲清楚了</w:t>
       </w:r>
     </w:p>
     <w:p>
@@ -787,7 +787,7 @@
         <w:rPr>
           <w:b/>
         </w:rPr>
-        <w:t>标题（txt用）：长期股权投资全章考点一次搞定</w:t>
+        <w:t>已选标题：长期股权投资全章考点一次搞定</w:t>
       </w:r>
     </w:p>
     <w:p>

--- a/01-6个主号内容创作/长期股权投资_发布文案/长期股权投资_Word2_账号7-12.docx
+++ b/01-6个主号内容创作/长期股权投资_发布文案/长期股权投资_Word2_账号7-12.docx
@@ -28,17 +28,6 @@
     </w:p>
     <w:p>
       <w:r>
-        <w:t>标题1：用西游记，5分钟搞懂长期股权投资</w:t>
-        <w:br/>
-        <w:t>标题2：跟着取经队把长投整章搞明白</w:t>
-        <w:br/>
-        <w:t>标题3：如来佛祖的投资账本，成本法权益法全讲了</w:t>
-        <w:br/>
-        <w:t>标题4：唐僧持股取经公司，长投规矩全在这里</w:t>
-        <w:br/>
-        <w:t>标题5：西游记讲长投，比教材有意思多了</w:t>
-        <w:br/>
-        <w:br/>
         <w:t>取经路上，如来佛祖不只是精神领袖，他还管理着整个西天的"股权投资组合"。</w:t>
         <w:br/>
         <w:br/>
@@ -200,17 +189,6 @@
     </w:p>
     <w:p>
       <w:r>
-        <w:t>标题1：长期股权投资 一张图搞懂</w:t>
-        <w:br/>
-        <w:t>标题2：广志开始投资了！从他的故事搞懂长投</w:t>
-        <w:br/>
-        <w:t>标题3：成本法权益法傻傻分不清？广志帮你搞定</w:t>
-        <w:br/>
-        <w:t>标题4：广志买股票，把长期股权投资全讲明白了</w:t>
-        <w:br/>
-        <w:t>标题5：野原家投资故事，长投整章考点全出现了</w:t>
-        <w:br/>
-        <w:br/>
         <w:t>广志最近发了奖金，决定做股权投资，买了两家公司的股票。结果发现：同样是买股权，核算方法居然完全不一样！</w:t>
         <w:br/>
         <w:br/>
@@ -369,17 +347,6 @@
     </w:p>
     <w:p>
       <w:r>
-        <w:t>标题1：柯南帮你把长投核心规则搞定</w:t>
-        <w:br/>
-        <w:t>标题2：长投4件疑案，柯南逐一侦破</w:t>
-        <w:br/>
-        <w:t>标题3：用柯南破案的方式把长投规则记牢</w:t>
-        <w:br/>
-        <w:t>标题4：真相只有一个：长投这4条不能破</w:t>
-        <w:br/>
-        <w:t>标题5：柯南接案，长投核心考点全解密</w:t>
-        <w:br/>
-        <w:br/>
         <w:t>柯南有一句名言：推理只认证据，不认感觉。长期股权投资也是一样——每一笔处理背后都有明确的准则依据。</w:t>
         <w:br/>
         <w:br/>
@@ -502,17 +469,6 @@
     </w:p>
     <w:p>
       <w:r>
-        <w:t>标题1：长投转换这6种情形，今年必考10分</w:t>
-        <w:br/>
-        <w:t>标题2：八戒的股权变来变去，长投转换全讲透了</w:t>
-        <w:br/>
-        <w:t>标题3：西游记讲长投转换，6情形一次搞定</w:t>
-        <w:br/>
-        <w:t>标题4：长投转换搞不懂？跟着西游记来一遍</w:t>
-        <w:br/>
-        <w:t>标题5：追溯调整什么时候要做？西游记帮你搞清楚</w:t>
-        <w:br/>
-        <w:br/>
         <w:t>高老庄，八戒搞了一堆股权投资，买了卖卖了买，沙僧说：你这一折腾，长投转换的情形都出来了！</w:t>
         <w:br/>
         <w:br/>
@@ -638,17 +594,6 @@
     </w:p>
     <w:p>
       <w:r>
-        <w:t>标题1：成本法还是权益法？小新一句话讲清楚了</w:t>
-        <w:br/>
-        <w:t>标题2：美冴买了两家公司的股，搞懂成本法权益法了</w:t>
-        <w:br/>
-        <w:t>标题3：成本法vs权益法，5分钟讲透核心区别</w:t>
-        <w:br/>
-        <w:t>标题4：备考长投，成本法权益法这样区分就对了</w:t>
-        <w:br/>
-        <w:t>标题5：野原家投资课，成本法权益法全比较了一遍</w:t>
-        <w:br/>
-        <w:br/>
         <w:t>美冴最近买了两家公司的股，控股60%一家，参股25%一家。同样是买股权，账上处理完全不一样！</w:t>
         <w:br/>
         <w:br/>
@@ -792,17 +737,6 @@
     </w:p>
     <w:p>
       <w:r>
-        <w:t>标题1：长期股权投资全章考点一次搞定</w:t>
-        <w:br/>
-        <w:t>标题2：长投重点考点全汇总｜备考必看</w:t>
-        <w:br/>
-        <w:t>标题3：中级实务长投章核心考点整理</w:t>
-        <w:br/>
-        <w:t>标题4：长投全章考点梳理｜一篇搞定收藏</w:t>
-        <w:br/>
-        <w:t>标题5：长期股权投资考点一网打尽</w:t>
-        <w:br/>
-        <w:br/>
         <w:t>一、本章概述</w:t>
         <w:br/>
         <w:br/>
